--- a/reports/carta_respuesta_jurado.docx
+++ b/reports/carta_respuesta_jurado.docx
@@ -71,7 +71,6 @@
         <w:t xml:space="preserve"> L.) en Colombia: Un enfoque basado en la huella espectral y la inteligencia artificial.</w:t>
       </w:r>
     </w:p>
-    <w:p/>
     <w:p>
       <w:pPr>
         <w:pStyle w:val="Prrafodelista"/>
@@ -206,7 +205,69 @@
         <w:jc w:val="both"/>
       </w:pPr>
       <w:r>
-        <w:t xml:space="preserve">En la </w:t>
+        <w:t>Como respuesta a las observaciones realizadas por el jurado se entregan los siguientes artefactos:</w:t>
+      </w:r>
+    </w:p>
+    <w:p>
+      <w:pPr>
+        <w:pStyle w:val="Prrafodelista"/>
+        <w:numPr>
+          <w:ilvl w:val="0"/>
+          <w:numId w:val="22"/>
+        </w:numPr>
+        <w:jc w:val="both"/>
+      </w:pPr>
+      <w:r>
+        <w:t>Documento “</w:t>
+      </w:r>
+      <w:r>
+        <w:t>Trabajo Final John Montoya</w:t>
+      </w:r>
+      <w:r>
+        <w:t>.pdf”: Documento corregido en limpio y final correspondiente al trabajo de grado.</w:t>
+      </w:r>
+    </w:p>
+    <w:p>
+      <w:pPr>
+        <w:pStyle w:val="Prrafodelista"/>
+        <w:numPr>
+          <w:ilvl w:val="0"/>
+          <w:numId w:val="22"/>
+        </w:numPr>
+        <w:jc w:val="both"/>
+      </w:pPr>
+      <w:r>
+        <w:t>Carta de respuesta al jurado: Esta misma carta, que contiene las indicaciones de la respuesta hacia las observaciones del jurado.</w:t>
+      </w:r>
+    </w:p>
+    <w:p>
+      <w:pPr>
+        <w:pStyle w:val="Prrafodelista"/>
+        <w:numPr>
+          <w:ilvl w:val="0"/>
+          <w:numId w:val="22"/>
+        </w:numPr>
+        <w:jc w:val="both"/>
+      </w:pPr>
+      <w:r>
+        <w:t>Copia del documento final, llamado “</w:t>
+      </w:r>
+      <w:r>
+        <w:t>Trabajo Final John Montoya - Observaciones jurado</w:t>
+      </w:r>
+      <w:r>
+        <w:t>.pdf”: Es una copia del documento final y contiene comentarios para que el jurado pueda verificar fácilmente las secciones y párrafos que dan respuesta a las 20 observaciones iniciales.</w:t>
+      </w:r>
+    </w:p>
+    <w:p>
+      <w:pPr>
+        <w:jc w:val="both"/>
+      </w:pPr>
+      <w:r>
+        <w:t xml:space="preserve">Además, dentro de este documento se presenta </w:t>
+      </w:r>
+      <w:r>
+        <w:t xml:space="preserve">la </w:t>
       </w:r>
       <w:r>
         <w:rPr>
@@ -216,7 +277,10 @@
         <w:t>Tabla 1</w:t>
       </w:r>
       <w:r>
-        <w:t xml:space="preserve"> se encuentra cada una de las observaciones con un nombre corto </w:t>
+        <w:t>, donde se</w:t>
+      </w:r>
+      <w:r>
+        <w:t xml:space="preserve"> encuentra cada una de las observaciones con un nombre corto </w:t>
       </w:r>
       <w:r>
         <w:rPr>
@@ -318,7 +382,15 @@
           <w:b/>
           <w:bCs/>
         </w:rPr>
-        <w:t>sin nuevos entrenamientos ni modificaciones de los modelos previamente registrados</w:t>
+        <w:t xml:space="preserve">sin nuevos </w:t>
+      </w:r>
+      <w:r>
+        <w:rPr>
+          <w:b/>
+          <w:bCs/>
+        </w:rPr>
+        <w:lastRenderedPageBreak/>
+        <w:t>entrenamientos ni modificaciones de los modelos previamente registrados</w:t>
       </w:r>
       <w:r>
         <w:t>.</w:t>
@@ -365,7 +437,6 @@
           <w:sz w:val="28"/>
           <w:szCs w:val="28"/>
         </w:rPr>
-        <w:lastRenderedPageBreak/>
         <w:t>Tabla</w:t>
       </w:r>
       <w:r>
@@ -395,10 +466,10 @@
       </w:tblPr>
       <w:tblGrid>
         <w:gridCol w:w="481"/>
-        <w:gridCol w:w="3860"/>
+        <w:gridCol w:w="3598"/>
         <w:gridCol w:w="1503"/>
         <w:gridCol w:w="1199"/>
-        <w:gridCol w:w="1785"/>
+        <w:gridCol w:w="2047"/>
       </w:tblGrid>
       <w:tr>
         <w:tc>
@@ -737,7 +808,22 @@
               <w:spacing w:after="160" w:line="278" w:lineRule="auto"/>
             </w:pPr>
             <w:r>
-              <w:t>1.2 y 2.2</w:t>
+              <w:t>1.2</w:t>
+            </w:r>
+            <w:r>
+              <w:t xml:space="preserve"> (p. 23)</w:t>
+            </w:r>
+            <w:r>
+              <w:t xml:space="preserve"> y 2.2</w:t>
+            </w:r>
+            <w:r>
+              <w:t xml:space="preserve"> (p</w:t>
+            </w:r>
+            <w:r>
+              <w:t xml:space="preserve">. </w:t>
+            </w:r>
+            <w:r>
+              <w:t>33)</w:t>
             </w:r>
           </w:p>
         </w:tc>
@@ -815,6 +901,12 @@
             <w:r>
               <w:t>4.1</w:t>
             </w:r>
+            <w:r>
+              <w:t xml:space="preserve"> </w:t>
+            </w:r>
+            <w:r>
+              <w:t>(pp. 86–88)</w:t>
+            </w:r>
           </w:p>
         </w:tc>
       </w:tr>
@@ -891,6 +983,12 @@
             <w:r>
               <w:t>4.1</w:t>
             </w:r>
+            <w:r>
+              <w:t xml:space="preserve"> </w:t>
+            </w:r>
+            <w:r>
+              <w:t>(pp. 86–88)</w:t>
+            </w:r>
           </w:p>
         </w:tc>
       </w:tr>
@@ -967,6 +1065,24 @@
             <w:r>
               <w:t>3.3</w:t>
             </w:r>
+            <w:r>
+              <w:t xml:space="preserve"> </w:t>
+            </w:r>
+            <w:r>
+              <w:t>(pp. 6</w:t>
+            </w:r>
+            <w:r>
+              <w:t>4</w:t>
+            </w:r>
+            <w:r>
+              <w:t>–6</w:t>
+            </w:r>
+            <w:r>
+              <w:t>5</w:t>
+            </w:r>
+            <w:r>
+              <w:t>)</w:t>
+            </w:r>
           </w:p>
         </w:tc>
       </w:tr>
@@ -1043,6 +1159,12 @@
             <w:r>
               <w:t>3.4.2.2</w:t>
             </w:r>
+            <w:r>
+              <w:t xml:space="preserve"> </w:t>
+            </w:r>
+            <w:r>
+              <w:t>(p. 70)</w:t>
+            </w:r>
           </w:p>
         </w:tc>
       </w:tr>
@@ -1119,6 +1241,12 @@
             <w:r>
               <w:t>3.1.2</w:t>
             </w:r>
+            <w:r>
+              <w:t xml:space="preserve"> </w:t>
+            </w:r>
+            <w:r>
+              <w:t>(pp. 57–58)</w:t>
+            </w:r>
           </w:p>
         </w:tc>
       </w:tr>
@@ -1195,6 +1323,12 @@
             <w:r>
               <w:t>3.4.3.1</w:t>
             </w:r>
+            <w:r>
+              <w:t xml:space="preserve"> </w:t>
+            </w:r>
+            <w:r>
+              <w:t>(pp. 74–75)</w:t>
+            </w:r>
           </w:p>
         </w:tc>
       </w:tr>
@@ -1271,6 +1405,12 @@
             <w:r>
               <w:t>4.3.1</w:t>
             </w:r>
+            <w:r>
+              <w:t xml:space="preserve"> </w:t>
+            </w:r>
+            <w:r>
+              <w:t>(pp. 92–93)</w:t>
+            </w:r>
           </w:p>
         </w:tc>
       </w:tr>
@@ -1285,6 +1425,7 @@
               <w:spacing w:after="160" w:line="278" w:lineRule="auto"/>
             </w:pPr>
             <w:r>
+              <w:lastRenderedPageBreak/>
               <w:t>11</w:t>
             </w:r>
           </w:p>
@@ -1350,7 +1491,19 @@
               <w:spacing w:after="160" w:line="278" w:lineRule="auto"/>
             </w:pPr>
             <w:r>
-              <w:t>4.4</w:t>
+              <w:t>4.</w:t>
+            </w:r>
+            <w:r>
+              <w:t xml:space="preserve">3.4 </w:t>
+            </w:r>
+            <w:r>
+              <w:t>(p. 103)</w:t>
+            </w:r>
+            <w:r>
+              <w:t xml:space="preserve"> y 4.4 </w:t>
+            </w:r>
+            <w:r>
+              <w:t>(pp. 111–112)</w:t>
             </w:r>
           </w:p>
         </w:tc>
@@ -1428,6 +1581,12 @@
             <w:r>
               <w:t>4.6</w:t>
             </w:r>
+            <w:r>
+              <w:t xml:space="preserve"> </w:t>
+            </w:r>
+            <w:r>
+              <w:t>(pp. 125–126)</w:t>
+            </w:r>
           </w:p>
         </w:tc>
       </w:tr>
@@ -1504,6 +1663,12 @@
             <w:r>
               <w:t>4.6</w:t>
             </w:r>
+            <w:r>
+              <w:t xml:space="preserve"> </w:t>
+            </w:r>
+            <w:r>
+              <w:t>(pp. 126–127)</w:t>
+            </w:r>
           </w:p>
         </w:tc>
       </w:tr>
@@ -1580,6 +1745,12 @@
             <w:r>
               <w:t>5.1</w:t>
             </w:r>
+            <w:r>
+              <w:t xml:space="preserve"> </w:t>
+            </w:r>
+            <w:r>
+              <w:t>(pp. 129–133)</w:t>
+            </w:r>
           </w:p>
         </w:tc>
       </w:tr>
@@ -1594,7 +1765,6 @@
               <w:spacing w:after="160" w:line="278" w:lineRule="auto"/>
             </w:pPr>
             <w:r>
-              <w:lastRenderedPageBreak/>
               <w:t>15</w:t>
             </w:r>
           </w:p>
@@ -1657,6 +1827,12 @@
             <w:r>
               <w:t>5.2</w:t>
             </w:r>
+            <w:r>
+              <w:t xml:space="preserve"> </w:t>
+            </w:r>
+            <w:r>
+              <w:t>(p. 134)</w:t>
+            </w:r>
           </w:p>
         </w:tc>
       </w:tr>
@@ -1731,7 +1907,13 @@
               <w:spacing w:after="160" w:line="278" w:lineRule="auto"/>
             </w:pPr>
             <w:r>
-              <w:t>4.3.4.3</w:t>
+              <w:t>4.3.5</w:t>
+            </w:r>
+            <w:r>
+              <w:t xml:space="preserve"> </w:t>
+            </w:r>
+            <w:r>
+              <w:t>(pp. 104–105)</w:t>
             </w:r>
           </w:p>
         </w:tc>
@@ -1807,7 +1989,16 @@
               <w:spacing w:after="160" w:line="278" w:lineRule="auto"/>
             </w:pPr>
             <w:r>
-              <w:t>4.3.5</w:t>
+              <w:t>4.3.</w:t>
+            </w:r>
+            <w:r>
+              <w:t>6</w:t>
+            </w:r>
+            <w:r>
+              <w:t xml:space="preserve"> </w:t>
+            </w:r>
+            <w:r>
+              <w:t>(pp. 106–109)</w:t>
             </w:r>
           </w:p>
         </w:tc>
@@ -1885,6 +2076,12 @@
             <w:r>
               <w:t>4.4.1</w:t>
             </w:r>
+            <w:r>
+              <w:t xml:space="preserve"> </w:t>
+            </w:r>
+            <w:r>
+              <w:t>(pp. 113–115)</w:t>
+            </w:r>
           </w:p>
         </w:tc>
       </w:tr>
@@ -1961,6 +2158,12 @@
             <w:r>
               <w:t>3.1.1</w:t>
             </w:r>
+            <w:r>
+              <w:t xml:space="preserve"> </w:t>
+            </w:r>
+            <w:r>
+              <w:t>(p. 56)</w:t>
+            </w:r>
           </w:p>
         </w:tc>
       </w:tr>
@@ -2036,6 +2239,12 @@
             </w:pPr>
             <w:r>
               <w:t>4.5</w:t>
+            </w:r>
+            <w:r>
+              <w:t xml:space="preserve"> </w:t>
+            </w:r>
+            <w:r>
+              <w:t>(pp. 116–122)</w:t>
             </w:r>
           </w:p>
         </w:tc>
@@ -2232,7 +2441,15 @@
                 <w:i/>
                 <w:iCs/>
               </w:rPr>
-              <w:t>"Se observa una redundancia informativa respecto al concepto de imágenes hiperespectrales en al menos tres secciones, por lo que se recomienda unificar esta definición en una única presentación."</w:t>
+              <w:t xml:space="preserve">"Se observa una redundancia informativa respecto al concepto de imágenes hiperespectrales en al menos tres secciones, por lo que se recomienda </w:t>
+            </w:r>
+            <w:r>
+              <w:rPr>
+                <w:i/>
+                <w:iCs/>
+              </w:rPr>
+              <w:lastRenderedPageBreak/>
+              <w:t>unificar esta definición en una única presentación."</w:t>
             </w:r>
           </w:p>
         </w:tc>
@@ -2244,6 +2461,7 @@
           </w:tcPr>
           <w:p>
             <w:r>
+              <w:lastRenderedPageBreak/>
               <w:t>4</w:t>
             </w:r>
           </w:p>
@@ -2294,7 +2512,6 @@
           </w:tcPr>
           <w:p>
             <w:r>
-              <w:lastRenderedPageBreak/>
               <w:t>5</w:t>
             </w:r>
           </w:p>
@@ -2528,6 +2745,7 @@
           </w:tcPr>
           <w:p>
             <w:r>
+              <w:lastRenderedPageBreak/>
               <w:t>11</w:t>
             </w:r>
           </w:p>
@@ -2681,15 +2899,7 @@
                 <w:i/>
                 <w:iCs/>
               </w:rPr>
-              <w:t xml:space="preserve">"se recomienda reestructurar las conclusiones para evidenciar el </w:t>
-            </w:r>
-            <w:r>
-              <w:rPr>
-                <w:i/>
-                <w:iCs/>
-              </w:rPr>
-              <w:lastRenderedPageBreak/>
-              <w:t>cumplimiento de cada objetivo específico. Se deben abordar las limitaciones, la justificación de la clasificación binaria frente al desbalance de clases y si contemplo solo comp</w:t>
+              <w:t>"se recomienda reestructurar las conclusiones para evidenciar el cumplimiento de cada objetivo específico. Se deben abordar las limitaciones, la justificación de la clasificación binaria frente al desbalance de clases y si contemplo solo comp</w:t>
             </w:r>
             <w:r>
               <w:rPr>
@@ -2715,7 +2925,6 @@
           </w:tcPr>
           <w:p>
             <w:r>
-              <w:lastRenderedPageBreak/>
               <w:t>15</w:t>
             </w:r>
           </w:p>
@@ -2791,6 +3000,7 @@
           </w:tcPr>
           <w:p>
             <w:r>
+              <w:lastRenderedPageBreak/>
               <w:t>17</w:t>
             </w:r>
           </w:p>
@@ -2879,7 +3089,6 @@
           </w:tcPr>
           <w:p>
             <w:r>
-              <w:lastRenderedPageBreak/>
               <w:t>19</w:t>
             </w:r>
           </w:p>
@@ -4547,6 +4756,95 @@
     </w:lvl>
   </w:abstractNum>
   <w:abstractNum w:abstractNumId="10" w15:restartNumberingAfterBreak="0">
+    <w:nsid w:val="2F9779BD"/>
+    <w:multiLevelType w:val="hybridMultilevel"/>
+    <w:tmpl w:val="61E02DD0"/>
+    <w:lvl w:ilvl="0" w:tplc="240A000F">
+      <w:start w:val="1"/>
+      <w:numFmt w:val="decimal"/>
+      <w:lvlText w:val="%1."/>
+      <w:lvlJc w:val="left"/>
+      <w:pPr>
+        <w:ind w:left="720" w:hanging="360"/>
+      </w:pPr>
+      <w:rPr>
+        <w:rFonts w:hint="default"/>
+      </w:rPr>
+    </w:lvl>
+    <w:lvl w:ilvl="1" w:tplc="240A0019" w:tentative="1">
+      <w:start w:val="1"/>
+      <w:numFmt w:val="lowerLetter"/>
+      <w:lvlText w:val="%2."/>
+      <w:lvlJc w:val="left"/>
+      <w:pPr>
+        <w:ind w:left="1440" w:hanging="360"/>
+      </w:pPr>
+    </w:lvl>
+    <w:lvl w:ilvl="2" w:tplc="240A001B" w:tentative="1">
+      <w:start w:val="1"/>
+      <w:numFmt w:val="lowerRoman"/>
+      <w:lvlText w:val="%3."/>
+      <w:lvlJc w:val="right"/>
+      <w:pPr>
+        <w:ind w:left="2160" w:hanging="180"/>
+      </w:pPr>
+    </w:lvl>
+    <w:lvl w:ilvl="3" w:tplc="240A000F" w:tentative="1">
+      <w:start w:val="1"/>
+      <w:numFmt w:val="decimal"/>
+      <w:lvlText w:val="%4."/>
+      <w:lvlJc w:val="left"/>
+      <w:pPr>
+        <w:ind w:left="2880" w:hanging="360"/>
+      </w:pPr>
+    </w:lvl>
+    <w:lvl w:ilvl="4" w:tplc="240A0019" w:tentative="1">
+      <w:start w:val="1"/>
+      <w:numFmt w:val="lowerLetter"/>
+      <w:lvlText w:val="%5."/>
+      <w:lvlJc w:val="left"/>
+      <w:pPr>
+        <w:ind w:left="3600" w:hanging="360"/>
+      </w:pPr>
+    </w:lvl>
+    <w:lvl w:ilvl="5" w:tplc="240A001B" w:tentative="1">
+      <w:start w:val="1"/>
+      <w:numFmt w:val="lowerRoman"/>
+      <w:lvlText w:val="%6."/>
+      <w:lvlJc w:val="right"/>
+      <w:pPr>
+        <w:ind w:left="4320" w:hanging="180"/>
+      </w:pPr>
+    </w:lvl>
+    <w:lvl w:ilvl="6" w:tplc="240A000F" w:tentative="1">
+      <w:start w:val="1"/>
+      <w:numFmt w:val="decimal"/>
+      <w:lvlText w:val="%7."/>
+      <w:lvlJc w:val="left"/>
+      <w:pPr>
+        <w:ind w:left="5040" w:hanging="360"/>
+      </w:pPr>
+    </w:lvl>
+    <w:lvl w:ilvl="7" w:tplc="240A0019" w:tentative="1">
+      <w:start w:val="1"/>
+      <w:numFmt w:val="lowerLetter"/>
+      <w:lvlText w:val="%8."/>
+      <w:lvlJc w:val="left"/>
+      <w:pPr>
+        <w:ind w:left="5760" w:hanging="360"/>
+      </w:pPr>
+    </w:lvl>
+    <w:lvl w:ilvl="8" w:tplc="240A001B" w:tentative="1">
+      <w:start w:val="1"/>
+      <w:numFmt w:val="lowerRoman"/>
+      <w:lvlText w:val="%9."/>
+      <w:lvlJc w:val="right"/>
+      <w:pPr>
+        <w:ind w:left="6480" w:hanging="180"/>
+      </w:pPr>
+    </w:lvl>
+  </w:abstractNum>
+  <w:abstractNum w:abstractNumId="11" w15:restartNumberingAfterBreak="0">
     <w:nsid w:val="31BD6CB1"/>
     <w:multiLevelType w:val="hybridMultilevel"/>
     <w:tmpl w:val="1C8C9A76"/>
@@ -4659,7 +4957,7 @@
       </w:rPr>
     </w:lvl>
   </w:abstractNum>
-  <w:abstractNum w:abstractNumId="11" w15:restartNumberingAfterBreak="0">
+  <w:abstractNum w:abstractNumId="12" w15:restartNumberingAfterBreak="0">
     <w:nsid w:val="3B8D57B0"/>
     <w:multiLevelType w:val="hybridMultilevel"/>
     <w:tmpl w:val="4ABA2774"/>
@@ -4772,7 +5070,7 @@
       </w:rPr>
     </w:lvl>
   </w:abstractNum>
-  <w:abstractNum w:abstractNumId="12" w15:restartNumberingAfterBreak="0">
+  <w:abstractNum w:abstractNumId="13" w15:restartNumberingAfterBreak="0">
     <w:nsid w:val="3C41435E"/>
     <w:multiLevelType w:val="hybridMultilevel"/>
     <w:tmpl w:val="358241F6"/>
@@ -4885,7 +5183,7 @@
       </w:rPr>
     </w:lvl>
   </w:abstractNum>
-  <w:abstractNum w:abstractNumId="13" w15:restartNumberingAfterBreak="0">
+  <w:abstractNum w:abstractNumId="14" w15:restartNumberingAfterBreak="0">
     <w:nsid w:val="47746B46"/>
     <w:multiLevelType w:val="hybridMultilevel"/>
     <w:tmpl w:val="C1DA785A"/>
@@ -4998,7 +5296,7 @@
       </w:rPr>
     </w:lvl>
   </w:abstractNum>
-  <w:abstractNum w:abstractNumId="14" w15:restartNumberingAfterBreak="0">
+  <w:abstractNum w:abstractNumId="15" w15:restartNumberingAfterBreak="0">
     <w:nsid w:val="58201A7F"/>
     <w:multiLevelType w:val="hybridMultilevel"/>
     <w:tmpl w:val="9FAC10BE"/>
@@ -5112,7 +5410,7 @@
       </w:rPr>
     </w:lvl>
   </w:abstractNum>
-  <w:abstractNum w:abstractNumId="15" w15:restartNumberingAfterBreak="0">
+  <w:abstractNum w:abstractNumId="16" w15:restartNumberingAfterBreak="0">
     <w:nsid w:val="5E06470C"/>
     <w:multiLevelType w:val="hybridMultilevel"/>
     <w:tmpl w:val="72F6DA10"/>
@@ -5225,7 +5523,7 @@
       </w:rPr>
     </w:lvl>
   </w:abstractNum>
-  <w:abstractNum w:abstractNumId="16" w15:restartNumberingAfterBreak="0">
+  <w:abstractNum w:abstractNumId="17" w15:restartNumberingAfterBreak="0">
     <w:nsid w:val="60C24E8F"/>
     <w:multiLevelType w:val="hybridMultilevel"/>
     <w:tmpl w:val="D7568B02"/>
@@ -5338,7 +5636,7 @@
       </w:rPr>
     </w:lvl>
   </w:abstractNum>
-  <w:abstractNum w:abstractNumId="17" w15:restartNumberingAfterBreak="0">
+  <w:abstractNum w:abstractNumId="18" w15:restartNumberingAfterBreak="0">
     <w:nsid w:val="6F21231A"/>
     <w:multiLevelType w:val="hybridMultilevel"/>
     <w:tmpl w:val="085E5AF0"/>
@@ -5451,7 +5749,7 @@
       </w:rPr>
     </w:lvl>
   </w:abstractNum>
-  <w:abstractNum w:abstractNumId="18" w15:restartNumberingAfterBreak="0">
+  <w:abstractNum w:abstractNumId="19" w15:restartNumberingAfterBreak="0">
     <w:nsid w:val="72C65A66"/>
     <w:multiLevelType w:val="hybridMultilevel"/>
     <w:tmpl w:val="6F826D7E"/>
@@ -5564,7 +5862,7 @@
       </w:rPr>
     </w:lvl>
   </w:abstractNum>
-  <w:abstractNum w:abstractNumId="19" w15:restartNumberingAfterBreak="0">
+  <w:abstractNum w:abstractNumId="20" w15:restartNumberingAfterBreak="0">
     <w:nsid w:val="73AA21E6"/>
     <w:multiLevelType w:val="hybridMultilevel"/>
     <w:tmpl w:val="527E2766"/>
@@ -5677,7 +5975,7 @@
       </w:rPr>
     </w:lvl>
   </w:abstractNum>
-  <w:abstractNum w:abstractNumId="20" w15:restartNumberingAfterBreak="0">
+  <w:abstractNum w:abstractNumId="21" w15:restartNumberingAfterBreak="0">
     <w:nsid w:val="7AAD01A1"/>
     <w:multiLevelType w:val="hybridMultilevel"/>
     <w:tmpl w:val="7D70A4EE"/>
@@ -5791,7 +6089,7 @@
     </w:lvl>
   </w:abstractNum>
   <w:num w:numId="1" w16cid:durableId="853614174">
-    <w:abstractNumId w:val="14"/>
+    <w:abstractNumId w:val="15"/>
   </w:num>
   <w:num w:numId="2" w16cid:durableId="276571244">
     <w:abstractNumId w:val="3"/>
@@ -5803,7 +6101,7 @@
     <w:abstractNumId w:val="8"/>
   </w:num>
   <w:num w:numId="5" w16cid:durableId="1187644497">
-    <w:abstractNumId w:val="13"/>
+    <w:abstractNumId w:val="14"/>
   </w:num>
   <w:num w:numId="6" w16cid:durableId="689916926">
     <w:abstractNumId w:val="1"/>
@@ -5812,46 +6110,49 @@
     <w:abstractNumId w:val="9"/>
   </w:num>
   <w:num w:numId="8" w16cid:durableId="149295032">
-    <w:abstractNumId w:val="17"/>
+    <w:abstractNumId w:val="18"/>
   </w:num>
   <w:num w:numId="9" w16cid:durableId="800727777">
-    <w:abstractNumId w:val="12"/>
+    <w:abstractNumId w:val="13"/>
   </w:num>
   <w:num w:numId="10" w16cid:durableId="196554432">
-    <w:abstractNumId w:val="10"/>
+    <w:abstractNumId w:val="11"/>
   </w:num>
   <w:num w:numId="11" w16cid:durableId="1011689724">
     <w:abstractNumId w:val="4"/>
   </w:num>
   <w:num w:numId="12" w16cid:durableId="1716154958">
+    <w:abstractNumId w:val="21"/>
+  </w:num>
+  <w:num w:numId="13" w16cid:durableId="1889881199">
     <w:abstractNumId w:val="20"/>
   </w:num>
-  <w:num w:numId="13" w16cid:durableId="1889881199">
-    <w:abstractNumId w:val="19"/>
-  </w:num>
   <w:num w:numId="14" w16cid:durableId="2121678894">
-    <w:abstractNumId w:val="15"/>
+    <w:abstractNumId w:val="16"/>
   </w:num>
   <w:num w:numId="15" w16cid:durableId="737364052">
     <w:abstractNumId w:val="6"/>
   </w:num>
   <w:num w:numId="16" w16cid:durableId="1903130167">
-    <w:abstractNumId w:val="18"/>
+    <w:abstractNumId w:val="19"/>
   </w:num>
   <w:num w:numId="17" w16cid:durableId="2145847688">
-    <w:abstractNumId w:val="16"/>
+    <w:abstractNumId w:val="17"/>
   </w:num>
   <w:num w:numId="18" w16cid:durableId="1998143822">
     <w:abstractNumId w:val="0"/>
   </w:num>
   <w:num w:numId="19" w16cid:durableId="2099666250">
-    <w:abstractNumId w:val="11"/>
+    <w:abstractNumId w:val="12"/>
   </w:num>
   <w:num w:numId="20" w16cid:durableId="562378415">
     <w:abstractNumId w:val="2"/>
   </w:num>
   <w:num w:numId="21" w16cid:durableId="1486358865">
     <w:abstractNumId w:val="5"/>
+  </w:num>
+  <w:num w:numId="22" w16cid:durableId="866066915">
+    <w:abstractNumId w:val="10"/>
   </w:num>
 </w:numbering>
 </file>
@@ -6459,7 +6760,6 @@
   <w:style w:type="character" w:default="1" w:styleId="Fuentedeprrafopredeter">
     <w:name w:val="Default Paragraph Font"/>
     <w:uiPriority w:val="1"/>
-    <w:semiHidden/>
     <w:unhideWhenUsed/>
   </w:style>
   <w:style w:type="table" w:default="1" w:styleId="Tablanormal">

--- a/reports/carta_respuesta_jurado.docx
+++ b/reports/carta_respuesta_jurado.docx
@@ -105,6 +105,26 @@
           <w:b/>
           <w:bCs/>
         </w:rPr>
+        <w:t>C.C:</w:t>
+      </w:r>
+      <w:r>
+        <w:t xml:space="preserve"> 1048019951</w:t>
+      </w:r>
+    </w:p>
+    <w:p>
+      <w:pPr>
+        <w:pStyle w:val="Prrafodelista"/>
+        <w:numPr>
+          <w:ilvl w:val="0"/>
+          <w:numId w:val="1"/>
+        </w:numPr>
+        <w:spacing w:line="240" w:lineRule="auto"/>
+      </w:pPr>
+      <w:r>
+        <w:rPr>
+          <w:b/>
+          <w:bCs/>
+        </w:rPr>
         <w:t>Director(a):</w:t>
       </w:r>
       <w:r>
@@ -375,6 +395,7 @@
         <w:jc w:val="both"/>
       </w:pPr>
       <w:r>
+        <w:lastRenderedPageBreak/>
         <w:t xml:space="preserve">En todos los casos, las modificaciones se han incorporado al documento final preservando los resultados experimentales originales del trabajo, </w:t>
       </w:r>
       <w:r>
@@ -382,15 +403,7 @@
           <w:b/>
           <w:bCs/>
         </w:rPr>
-        <w:t xml:space="preserve">sin nuevos </w:t>
-      </w:r>
-      <w:r>
-        <w:rPr>
-          <w:b/>
-          <w:bCs/>
-        </w:rPr>
-        <w:lastRenderedPageBreak/>
-        <w:t>entrenamientos ni modificaciones de los modelos previamente registrados</w:t>
+        <w:t>sin nuevos entrenamientos ni modificaciones de los modelos previamente registrados</w:t>
       </w:r>
       <w:r>
         <w:t>.</w:t>
@@ -1343,6 +1356,7 @@
               <w:spacing w:after="160" w:line="278" w:lineRule="auto"/>
             </w:pPr>
             <w:r>
+              <w:lastRenderedPageBreak/>
               <w:t>10</w:t>
             </w:r>
           </w:p>
@@ -1425,7 +1439,6 @@
               <w:spacing w:after="160" w:line="278" w:lineRule="auto"/>
             </w:pPr>
             <w:r>
-              <w:lastRenderedPageBreak/>
               <w:t>11</w:t>
             </w:r>
           </w:p>
@@ -2417,6 +2430,7 @@
           </w:tcPr>
           <w:p>
             <w:r>
+              <w:lastRenderedPageBreak/>
               <w:t>3</w:t>
             </w:r>
           </w:p>
@@ -2441,7 +2455,290 @@
                 <w:i/>
                 <w:iCs/>
               </w:rPr>
-              <w:t xml:space="preserve">"Se observa una redundancia informativa respecto al concepto de imágenes hiperespectrales en al menos tres secciones, por lo que se recomienda </w:t>
+              <w:t>"Se observa una redundancia informativa respecto al concepto de imágenes hiperespectrales en al menos tres secciones, por lo que se recomienda unificar esta definición en una única presentación."</w:t>
+            </w:r>
+          </w:p>
+        </w:tc>
+      </w:tr>
+      <w:tr>
+        <w:tc>
+          <w:tcPr>
+            <w:tcW w:w="481" w:type="dxa"/>
+          </w:tcPr>
+          <w:p>
+            <w:r>
+              <w:t>4</w:t>
+            </w:r>
+          </w:p>
+        </w:tc>
+        <w:tc>
+          <w:tcPr>
+            <w:tcW w:w="3834" w:type="dxa"/>
+          </w:tcPr>
+          <w:p>
+            <w:r>
+              <w:t>Justificación del umbral NDVI</w:t>
+            </w:r>
+          </w:p>
+        </w:tc>
+        <w:tc>
+          <w:tcPr>
+            <w:tcW w:w="4513" w:type="dxa"/>
+          </w:tcPr>
+          <w:p>
+            <w:r>
+              <w:rPr>
+                <w:i/>
+                <w:iCs/>
+              </w:rPr>
+              <w:t>“</w:t>
+            </w:r>
+            <w:r>
+              <w:rPr>
+                <w:i/>
+                <w:iCs/>
+              </w:rPr>
+              <w:t>En términos metodológicos, se requiere clarificar la selección empírica del umbral para la máscara de vegetación, explicando su impacto en el proceso de clasificación. Debe discutirse si se exploraron variaciones en dicha máscara y si los valores obtenidos son consistentes con los rangos tradicionales del índice NDVI, apoyándose en citas bibliográficas</w:t>
+            </w:r>
+            <w:r>
+              <w:rPr>
+                <w:i/>
+                <w:iCs/>
+              </w:rPr>
+              <w:t>”</w:t>
+            </w:r>
+          </w:p>
+        </w:tc>
+      </w:tr>
+      <w:tr>
+        <w:tc>
+          <w:tcPr>
+            <w:tcW w:w="481" w:type="dxa"/>
+          </w:tcPr>
+          <w:p>
+            <w:r>
+              <w:t>5</w:t>
+            </w:r>
+          </w:p>
+        </w:tc>
+        <w:tc>
+          <w:tcPr>
+            <w:tcW w:w="3834" w:type="dxa"/>
+          </w:tcPr>
+          <w:p>
+            <w:r>
+              <w:t>Criterio de "alto bienestar" y representatividad</w:t>
+            </w:r>
+          </w:p>
+        </w:tc>
+        <w:tc>
+          <w:tcPr>
+            <w:tcW w:w="4513" w:type="dxa"/>
+          </w:tcPr>
+          <w:p>
+            <w:pPr>
+              <w:jc w:val="both"/>
+            </w:pPr>
+            <w:r>
+              <w:rPr>
+                <w:i/>
+                <w:iCs/>
+              </w:rPr>
+              <w:t>“</w:t>
+            </w:r>
+            <w:r>
+              <w:rPr>
+                <w:i/>
+                <w:iCs/>
+              </w:rPr>
+              <w:t>es fundamental analizar si el criterio de conservar solo vegetación con 'alto bienestar' excluye a las plantas con mayores deficiencias nutricionales, afectando la representatividad del experimento.</w:t>
+            </w:r>
+            <w:r>
+              <w:rPr>
+                <w:i/>
+                <w:iCs/>
+              </w:rPr>
+              <w:t>”</w:t>
+            </w:r>
+          </w:p>
+        </w:tc>
+      </w:tr>
+      <w:tr>
+        <w:tc>
+          <w:tcPr>
+            <w:tcW w:w="481" w:type="dxa"/>
+          </w:tcPr>
+          <w:p>
+            <w:r>
+              <w:t>6</w:t>
+            </w:r>
+          </w:p>
+        </w:tc>
+        <w:tc>
+          <w:tcPr>
+            <w:tcW w:w="3834" w:type="dxa"/>
+          </w:tcPr>
+          <w:p>
+            <w:r>
+              <w:t>Ampliación de selección de bandas y métodos descartados</w:t>
+            </w:r>
+          </w:p>
+        </w:tc>
+        <w:tc>
+          <w:tcPr>
+            <w:tcW w:w="4513" w:type="dxa"/>
+          </w:tcPr>
+          <w:p>
+            <w:r>
+              <w:rPr>
+                <w:i/>
+                <w:iCs/>
+              </w:rPr>
+              <w:t>"En cuanto a la selección de bandas, es relevante ampliar la descripción de la técnica de reducción de dimensionalidad y sintetizar las razones por las cuales no se contemplaron otros métodos."</w:t>
+            </w:r>
+          </w:p>
+        </w:tc>
+      </w:tr>
+      <w:tr>
+        <w:tc>
+          <w:tcPr>
+            <w:tcW w:w="481" w:type="dxa"/>
+          </w:tcPr>
+          <w:p>
+            <w:r>
+              <w:t>7</w:t>
+            </w:r>
+          </w:p>
+        </w:tc>
+        <w:tc>
+          <w:tcPr>
+            <w:tcW w:w="3834" w:type="dxa"/>
+          </w:tcPr>
+          <w:p>
+            <w:r>
+              <w:t>Ventaja técnica de la división validación–prueba</w:t>
+            </w:r>
+          </w:p>
+        </w:tc>
+        <w:tc>
+          <w:tcPr>
+            <w:tcW w:w="4513" w:type="dxa"/>
+          </w:tcPr>
+          <w:p>
+            <w:r>
+              <w:rPr>
+                <w:i/>
+                <w:iCs/>
+              </w:rPr>
+              <w:t>"También debe acentuarse la ventaja técnica de dividir los datos de validación y prueba, considerando que provienen de la misma muestra y conjunto de datos."</w:t>
+            </w:r>
+          </w:p>
+        </w:tc>
+      </w:tr>
+      <w:tr>
+        <w:tc>
+          <w:tcPr>
+            <w:tcW w:w="481" w:type="dxa"/>
+          </w:tcPr>
+          <w:p>
+            <w:r>
+              <w:t>8</w:t>
+            </w:r>
+          </w:p>
+        </w:tc>
+        <w:tc>
+          <w:tcPr>
+            <w:tcW w:w="3834" w:type="dxa"/>
+          </w:tcPr>
+          <w:p>
+            <w:r>
+              <w:t>Aclaración sobre la única toma aérea</w:t>
+            </w:r>
+          </w:p>
+        </w:tc>
+        <w:tc>
+          <w:tcPr>
+            <w:tcW w:w="4513" w:type="dxa"/>
+          </w:tcPr>
+          <w:p>
+            <w:r>
+              <w:rPr>
+                <w:i/>
+                <w:iCs/>
+              </w:rPr>
+              <w:t>"Aunque se mencionan dos momentos de captura, el texto debe reflejar con precisión que este estudio se centró en la información de una única toma aérea."</w:t>
+            </w:r>
+          </w:p>
+        </w:tc>
+      </w:tr>
+      <w:tr>
+        <w:tc>
+          <w:tcPr>
+            <w:tcW w:w="481" w:type="dxa"/>
+          </w:tcPr>
+          <w:p>
+            <w:r>
+              <w:t>9</w:t>
+            </w:r>
+          </w:p>
+        </w:tc>
+        <w:tc>
+          <w:tcPr>
+            <w:tcW w:w="3834" w:type="dxa"/>
+          </w:tcPr>
+          <w:p>
+            <w:r>
+              <w:t>Justificación de los 12 algoritmos iniciales</w:t>
+            </w:r>
+          </w:p>
+        </w:tc>
+        <w:tc>
+          <w:tcPr>
+            <w:tcW w:w="4513" w:type="dxa"/>
+          </w:tcPr>
+          <w:p>
+            <w:r>
+              <w:rPr>
+                <w:i/>
+                <w:iCs/>
+              </w:rPr>
+              <w:t>"Es necesario justificar la selección de los 12 algoritmos iniciales, considerando que en el apartado 2.3.2 se mencionan más de 20 modelos. Se sugiere introducir un párrafo que identifique cuáles tuvieron un carácter exploratorio."</w:t>
+            </w:r>
+          </w:p>
+        </w:tc>
+      </w:tr>
+      <w:tr>
+        <w:tc>
+          <w:tcPr>
+            <w:tcW w:w="481" w:type="dxa"/>
+          </w:tcPr>
+          <w:p>
+            <w:r>
+              <w:t>10</w:t>
+            </w:r>
+          </w:p>
+        </w:tc>
+        <w:tc>
+          <w:tcPr>
+            <w:tcW w:w="3834" w:type="dxa"/>
+          </w:tcPr>
+          <w:p>
+            <w:r>
+              <w:t>Profundización del análisis de Random Forest</w:t>
+            </w:r>
+          </w:p>
+        </w:tc>
+        <w:tc>
+          <w:tcPr>
+            <w:tcW w:w="4513" w:type="dxa"/>
+          </w:tcPr>
+          <w:p>
+            <w:r>
+              <w:rPr>
+                <w:i/>
+                <w:iCs/>
+              </w:rPr>
+              <w:t xml:space="preserve">"Se sugiere introducir un párrafo que identifique cuáles tuvieron un carácter exploratorio y profundizar en el análisis </w:t>
             </w:r>
             <w:r>
               <w:rPr>
@@ -2449,291 +2746,7 @@
                 <w:iCs/>
               </w:rPr>
               <w:lastRenderedPageBreak/>
-              <w:t>unificar esta definición en una única presentación."</w:t>
-            </w:r>
-          </w:p>
-        </w:tc>
-      </w:tr>
-      <w:tr>
-        <w:tc>
-          <w:tcPr>
-            <w:tcW w:w="481" w:type="dxa"/>
-          </w:tcPr>
-          <w:p>
-            <w:r>
-              <w:lastRenderedPageBreak/>
-              <w:t>4</w:t>
-            </w:r>
-          </w:p>
-        </w:tc>
-        <w:tc>
-          <w:tcPr>
-            <w:tcW w:w="3834" w:type="dxa"/>
-          </w:tcPr>
-          <w:p>
-            <w:r>
-              <w:t>Justificación del umbral NDVI</w:t>
-            </w:r>
-          </w:p>
-        </w:tc>
-        <w:tc>
-          <w:tcPr>
-            <w:tcW w:w="4513" w:type="dxa"/>
-          </w:tcPr>
-          <w:p>
-            <w:r>
-              <w:rPr>
-                <w:i/>
-                <w:iCs/>
-              </w:rPr>
-              <w:t>“</w:t>
-            </w:r>
-            <w:r>
-              <w:rPr>
-                <w:i/>
-                <w:iCs/>
-              </w:rPr>
-              <w:t>En términos metodológicos, se requiere clarificar la selección empírica del umbral para la máscara de vegetación, explicando su impacto en el proceso de clasificación. Debe discutirse si se exploraron variaciones en dicha máscara y si los valores obtenidos son consistentes con los rangos tradicionales del índice NDVI, apoyándose en citas bibliográficas</w:t>
-            </w:r>
-            <w:r>
-              <w:rPr>
-                <w:i/>
-                <w:iCs/>
-              </w:rPr>
-              <w:t>”</w:t>
-            </w:r>
-          </w:p>
-        </w:tc>
-      </w:tr>
-      <w:tr>
-        <w:tc>
-          <w:tcPr>
-            <w:tcW w:w="481" w:type="dxa"/>
-          </w:tcPr>
-          <w:p>
-            <w:r>
-              <w:t>5</w:t>
-            </w:r>
-          </w:p>
-        </w:tc>
-        <w:tc>
-          <w:tcPr>
-            <w:tcW w:w="3834" w:type="dxa"/>
-          </w:tcPr>
-          <w:p>
-            <w:r>
-              <w:t>Criterio de "alto bienestar" y representatividad</w:t>
-            </w:r>
-          </w:p>
-        </w:tc>
-        <w:tc>
-          <w:tcPr>
-            <w:tcW w:w="4513" w:type="dxa"/>
-          </w:tcPr>
-          <w:p>
-            <w:pPr>
-              <w:jc w:val="both"/>
-            </w:pPr>
-            <w:r>
-              <w:rPr>
-                <w:i/>
-                <w:iCs/>
-              </w:rPr>
-              <w:t>“</w:t>
-            </w:r>
-            <w:r>
-              <w:rPr>
-                <w:i/>
-                <w:iCs/>
-              </w:rPr>
-              <w:t>es fundamental analizar si el criterio de conservar solo vegetación con 'alto bienestar' excluye a las plantas con mayores deficiencias nutricionales, afectando la representatividad del experimento.</w:t>
-            </w:r>
-            <w:r>
-              <w:rPr>
-                <w:i/>
-                <w:iCs/>
-              </w:rPr>
-              <w:t>”</w:t>
-            </w:r>
-          </w:p>
-        </w:tc>
-      </w:tr>
-      <w:tr>
-        <w:tc>
-          <w:tcPr>
-            <w:tcW w:w="481" w:type="dxa"/>
-          </w:tcPr>
-          <w:p>
-            <w:r>
-              <w:t>6</w:t>
-            </w:r>
-          </w:p>
-        </w:tc>
-        <w:tc>
-          <w:tcPr>
-            <w:tcW w:w="3834" w:type="dxa"/>
-          </w:tcPr>
-          <w:p>
-            <w:r>
-              <w:t>Ampliación de selección de bandas y métodos descartados</w:t>
-            </w:r>
-          </w:p>
-        </w:tc>
-        <w:tc>
-          <w:tcPr>
-            <w:tcW w:w="4513" w:type="dxa"/>
-          </w:tcPr>
-          <w:p>
-            <w:r>
-              <w:rPr>
-                <w:i/>
-                <w:iCs/>
-              </w:rPr>
-              <w:t>"En cuanto a la selección de bandas, es relevante ampliar la descripción de la técnica de reducción de dimensionalidad y sintetizar las razones por las cuales no se contemplaron otros métodos."</w:t>
-            </w:r>
-          </w:p>
-        </w:tc>
-      </w:tr>
-      <w:tr>
-        <w:tc>
-          <w:tcPr>
-            <w:tcW w:w="481" w:type="dxa"/>
-          </w:tcPr>
-          <w:p>
-            <w:r>
-              <w:t>7</w:t>
-            </w:r>
-          </w:p>
-        </w:tc>
-        <w:tc>
-          <w:tcPr>
-            <w:tcW w:w="3834" w:type="dxa"/>
-          </w:tcPr>
-          <w:p>
-            <w:r>
-              <w:t>Ventaja técnica de la división validación–prueba</w:t>
-            </w:r>
-          </w:p>
-        </w:tc>
-        <w:tc>
-          <w:tcPr>
-            <w:tcW w:w="4513" w:type="dxa"/>
-          </w:tcPr>
-          <w:p>
-            <w:r>
-              <w:rPr>
-                <w:i/>
-                <w:iCs/>
-              </w:rPr>
-              <w:t>"También debe acentuarse la ventaja técnica de dividir los datos de validación y prueba, considerando que provienen de la misma muestra y conjunto de datos."</w:t>
-            </w:r>
-          </w:p>
-        </w:tc>
-      </w:tr>
-      <w:tr>
-        <w:tc>
-          <w:tcPr>
-            <w:tcW w:w="481" w:type="dxa"/>
-          </w:tcPr>
-          <w:p>
-            <w:r>
-              <w:t>8</w:t>
-            </w:r>
-          </w:p>
-        </w:tc>
-        <w:tc>
-          <w:tcPr>
-            <w:tcW w:w="3834" w:type="dxa"/>
-          </w:tcPr>
-          <w:p>
-            <w:r>
-              <w:t>Aclaración sobre la única toma aérea</w:t>
-            </w:r>
-          </w:p>
-        </w:tc>
-        <w:tc>
-          <w:tcPr>
-            <w:tcW w:w="4513" w:type="dxa"/>
-          </w:tcPr>
-          <w:p>
-            <w:r>
-              <w:rPr>
-                <w:i/>
-                <w:iCs/>
-              </w:rPr>
-              <w:t>"Aunque se mencionan dos momentos de captura, el texto debe reflejar con precisión que este estudio se centró en la información de una única toma aérea."</w:t>
-            </w:r>
-          </w:p>
-        </w:tc>
-      </w:tr>
-      <w:tr>
-        <w:tc>
-          <w:tcPr>
-            <w:tcW w:w="481" w:type="dxa"/>
-          </w:tcPr>
-          <w:p>
-            <w:r>
-              <w:t>9</w:t>
-            </w:r>
-          </w:p>
-        </w:tc>
-        <w:tc>
-          <w:tcPr>
-            <w:tcW w:w="3834" w:type="dxa"/>
-          </w:tcPr>
-          <w:p>
-            <w:r>
-              <w:t>Justificación de los 12 algoritmos iniciales</w:t>
-            </w:r>
-          </w:p>
-        </w:tc>
-        <w:tc>
-          <w:tcPr>
-            <w:tcW w:w="4513" w:type="dxa"/>
-          </w:tcPr>
-          <w:p>
-            <w:r>
-              <w:rPr>
-                <w:i/>
-                <w:iCs/>
-              </w:rPr>
-              <w:t>"Es necesario justificar la selección de los 12 algoritmos iniciales, considerando que en el apartado 2.3.2 se mencionan más de 20 modelos. Se sugiere introducir un párrafo que identifique cuáles tuvieron un carácter exploratorio."</w:t>
-            </w:r>
-          </w:p>
-        </w:tc>
-      </w:tr>
-      <w:tr>
-        <w:tc>
-          <w:tcPr>
-            <w:tcW w:w="481" w:type="dxa"/>
-          </w:tcPr>
-          <w:p>
-            <w:r>
-              <w:t>10</w:t>
-            </w:r>
-          </w:p>
-        </w:tc>
-        <w:tc>
-          <w:tcPr>
-            <w:tcW w:w="3834" w:type="dxa"/>
-          </w:tcPr>
-          <w:p>
-            <w:r>
-              <w:t>Profundización del análisis de Random Forest</w:t>
-            </w:r>
-          </w:p>
-        </w:tc>
-        <w:tc>
-          <w:tcPr>
-            <w:tcW w:w="4513" w:type="dxa"/>
-          </w:tcPr>
-          <w:p>
-            <w:r>
-              <w:rPr>
-                <w:i/>
-                <w:iCs/>
-              </w:rPr>
-              <w:t>"Se sugiere introducir un párrafo que identifique cuáles tuvieron un carácter exploratorio y profundizar en el análisis de Random Forest como referente comparativo debido a su alto desempeño (Tabla 4.1)."</w:t>
+              <w:t>de Random Forest como referente comparativo debido a su alto desempeño (Tabla 4.1)."</w:t>
             </w:r>
           </w:p>
         </w:tc>
@@ -2988,7 +3001,15 @@
                 <w:i/>
                 <w:iCs/>
               </w:rPr>
-              <w:t>"Para facilitar la interpretación, se propone cambiar las matrices de confusión por porcentajes ya permite identificar la mejora significativa del modelo CNN-2D ya que este modelo presenta menor cantidad de datos, también es importante aclarar al lector que no esté familiarizado motivo de la reducción de datos en la matriz de confusión."</w:t>
+              <w:t xml:space="preserve">"Para facilitar la interpretación, se propone cambiar las matrices de confusión por porcentajes ya permite identificar la mejora significativa del modelo CNN-2D ya que este modelo presenta menor cantidad de datos, también es importante aclarar al lector que no esté familiarizado motivo de la </w:t>
+            </w:r>
+            <w:r>
+              <w:rPr>
+                <w:i/>
+                <w:iCs/>
+              </w:rPr>
+              <w:lastRenderedPageBreak/>
+              <w:t>reducción de datos en la matriz de confusión."</w:t>
             </w:r>
           </w:p>
         </w:tc>
@@ -3061,23 +3082,7 @@
                 <w:i/>
                 <w:iCs/>
               </w:rPr>
-              <w:t xml:space="preserve">"Si bien se menciona el costo computacional como causa para no profundizar en él, este criterio debe discutirse más a fondo dada la naturaleza del caso de estudio y las capacidades de cómputo actuales. (...) debe (...) incluir las métricas de costo computacional para los modelos de Deep </w:t>
-            </w:r>
-            <w:proofErr w:type="spellStart"/>
-            <w:r>
-              <w:rPr>
-                <w:i/>
-                <w:iCs/>
-              </w:rPr>
-              <w:t>Learning</w:t>
-            </w:r>
-            <w:proofErr w:type="spellEnd"/>
-            <w:r>
-              <w:rPr>
-                <w:i/>
-                <w:iCs/>
-              </w:rPr>
-              <w:t>, ya que como fue expuesto en el texto anteriormente es un criterio relevante para la comparación de resultados."</w:t>
+              <w:t>"Si bien se menciona el costo computacional como causa para no profundizar en él, este criterio debe discutirse más a fondo dada la naturaleza del caso de estudio y las capacidades de cómputo actuales. (...) debe (...) incluir las métricas de costo computacional para los modelos de Deep Learning, ya que como fue expuesto en el texto anteriormente es un criterio relevante para la comparación de resultados."</w:t>
             </w:r>
           </w:p>
         </w:tc>
@@ -3400,16 +3405,6 @@
                               <w:szCs w:val="20"/>
                             </w:rPr>
                           </w:pPr>
-                          <w:r>
-                            <w:rPr>
-                              <w:rFonts w:ascii="Aptos" w:eastAsia="Aptos" w:hAnsi="Aptos" w:cs="Aptos"/>
-                              <w:noProof/>
-                              <w:color w:val="000000"/>
-                              <w:sz w:val="20"/>
-                              <w:szCs w:val="20"/>
-                            </w:rPr>
-                            <w:t>Publico</w:t>
-                          </w:r>
                         </w:p>
                       </w:txbxContent>
                     </wps:txbx>
@@ -3445,16 +3440,6 @@
                         <w:szCs w:val="20"/>
                       </w:rPr>
                     </w:pPr>
-                    <w:r>
-                      <w:rPr>
-                        <w:rFonts w:ascii="Aptos" w:eastAsia="Aptos" w:hAnsi="Aptos" w:cs="Aptos"/>
-                        <w:noProof/>
-                        <w:color w:val="000000"/>
-                        <w:sz w:val="20"/>
-                        <w:szCs w:val="20"/>
-                      </w:rPr>
-                      <w:t>Publico</w:t>
-                    </w:r>
                   </w:p>
                 </w:txbxContent>
               </v:textbox>
@@ -6760,6 +6745,7 @@
   <w:style w:type="character" w:default="1" w:styleId="Fuentedeprrafopredeter">
     <w:name w:val="Default Paragraph Font"/>
     <w:uiPriority w:val="1"/>
+    <w:semiHidden/>
     <w:unhideWhenUsed/>
   </w:style>
   <w:style w:type="table" w:default="1" w:styleId="Tablanormal">
